--- a/testakten/insolvenzforderungsanmeldungspruefung-phoenix-solar/08_anmeldung_arbeitnehmer_lohn_vbuh.docx
+++ b/testakten/insolvenzforderungsanmeldungspruefung-phoenix-solar/08_anmeldung_arbeitnehmer_lohn_vbuh.docx
@@ -5,58 +5,88 @@
     <w:p>
       <w:pPr>
         <w:pStyle w:val="Heading1"/>
+        <w:spacing w:after="160" w:line="259" w:lineRule="auto"/>
       </w:pPr>
       <w:r>
         <w:rPr>
           <w:rFonts w:ascii="Times New Roman" w:hAnsi="Times New Roman"/>
+          <w:b/>
+          <w:sz w:val="28"/>
         </w:rPr>
         <w:t>Forderungsanmeldung – Lena Vogt (Lohn vor Insolvenzgeld-Zeitraum, vbuH-Behauptung)</w:t>
       </w:r>
     </w:p>
     <w:p>
       <w:pPr>
+        <w:spacing w:before="120" w:after="60" w:line="259" w:lineRule="auto"/>
         <w:jc w:val="left"/>
       </w:pPr>
       <w:r>
         <w:rPr>
-          <w:b/>
+          <w:rFonts w:ascii="Times New Roman" w:hAnsi="Times New Roman"/>
+          <w:b w:val="0"/>
+          <w:i w:val="0"/>
+          <w:sz w:val="22"/>
         </w:rPr>
         <w:t>Aktenzeichen:</w:t>
       </w:r>
       <w:r>
+        <w:rPr>
+          <w:rFonts w:ascii="Times New Roman" w:hAnsi="Times New Roman"/>
+          <w:b w:val="0"/>
+          <w:i w:val="0"/>
+          <w:sz w:val="22"/>
+        </w:rPr>
         <w:t xml:space="preserve"> 35 IN 417/26</w:t>
       </w:r>
     </w:p>
     <w:p>
       <w:pPr>
+        <w:spacing w:before="120" w:after="60" w:line="259" w:lineRule="auto"/>
         <w:jc w:val="left"/>
       </w:pPr>
       <w:r>
         <w:rPr>
+          <w:rFonts w:ascii="Times New Roman" w:hAnsi="Times New Roman"/>
           <w:b/>
+          <w:sz w:val="22"/>
         </w:rPr>
         <w:t>Gläubiger-ID (intern):</w:t>
       </w:r>
       <w:r>
+        <w:rPr>
+          <w:rFonts w:ascii="Times New Roman" w:hAnsi="Times New Roman"/>
+          <w:b/>
+          <w:sz w:val="22"/>
+        </w:rPr>
         <w:t xml:space="preserve"> G005</w:t>
       </w:r>
     </w:p>
     <w:p>
       <w:pPr>
+        <w:spacing w:before="120" w:after="60" w:line="259" w:lineRule="auto"/>
         <w:jc w:val="left"/>
       </w:pPr>
       <w:r>
         <w:rPr>
+          <w:rFonts w:ascii="Times New Roman" w:hAnsi="Times New Roman"/>
           <w:b/>
+          <w:sz w:val="22"/>
         </w:rPr>
         <w:t>Eingang:</w:t>
       </w:r>
       <w:r>
+        <w:rPr>
+          <w:rFonts w:ascii="Times New Roman" w:hAnsi="Times New Roman"/>
+          <w:b/>
+          <w:sz w:val="22"/>
+        </w:rPr>
         <w:t xml:space="preserve"> 10. Mai 2026 (Briefpost)</w:t>
       </w:r>
     </w:p>
     <w:p>
       <w:pPr>
+        <w:spacing w:line="259" w:lineRule="auto" w:after="60"/>
         <w:jc w:val="left"/>
       </w:pPr>
       <w:r>
@@ -69,14 +99,21 @@
         <w:t xml:space="preserve"> Einfache Insolvenzforderung (§ 38 InsO) für Lohnrückstand; vbuH-Ankreuzung (§ 302 Nr. 1 InsO) bisher nicht schlüssig begründet</w:t>
       </w:r>
     </w:p>
-    <w:p/>
+    <w:p>
+      <w:pPr>
+        <w:spacing w:line="259" w:lineRule="auto" w:after="60"/>
+      </w:pPr>
+    </w:p>
     <w:p>
       <w:pPr>
         <w:pStyle w:val="Heading2"/>
+        <w:spacing w:before="120" w:after="60" w:line="259" w:lineRule="auto"/>
       </w:pPr>
       <w:r>
         <w:rPr>
           <w:rFonts w:ascii="Times New Roman" w:hAnsi="Times New Roman"/>
+          <w:b/>
+          <w:sz w:val="22"/>
         </w:rPr>
         <w:t>Rubrum</w:t>
       </w:r>
@@ -310,10 +347,15 @@
         </w:tc>
       </w:tr>
     </w:tbl>
-    <w:p/>
+    <w:p>
+      <w:pPr>
+        <w:spacing w:line="259" w:lineRule="auto" w:after="60"/>
+      </w:pPr>
+    </w:p>
     <w:p>
       <w:pPr>
         <w:pStyle w:val="Heading2"/>
+        <w:spacing w:line="259" w:lineRule="auto" w:after="60"/>
       </w:pPr>
       <w:r>
         <w:rPr>
@@ -743,10 +785,15 @@
         </w:tc>
       </w:tr>
     </w:tbl>
-    <w:p/>
+    <w:p>
+      <w:pPr>
+        <w:spacing w:line="259" w:lineRule="auto" w:after="60"/>
+      </w:pPr>
+    </w:p>
     <w:p>
       <w:pPr>
         <w:pStyle w:val="Heading2"/>
+        <w:spacing w:line="259" w:lineRule="auto" w:after="60"/>
       </w:pPr>
       <w:r>
         <w:rPr>
@@ -758,6 +805,7 @@
     <w:p>
       <w:pPr>
         <w:pStyle w:val="Heading3"/>
+        <w:spacing w:line="259" w:lineRule="auto" w:after="60"/>
       </w:pPr>
       <w:r>
         <w:rPr>
@@ -768,6 +816,7 @@
     </w:p>
     <w:p>
       <w:pPr>
+        <w:spacing w:line="259" w:lineRule="auto" w:after="60"/>
         <w:jc w:val="left"/>
       </w:pPr>
       <w:r>
@@ -776,6 +825,7 @@
     </w:p>
     <w:p>
       <w:pPr>
+        <w:spacing w:line="259" w:lineRule="auto" w:after="60"/>
         <w:jc w:val="left"/>
       </w:pPr>
       <w:r>
@@ -784,6 +834,7 @@
     </w:p>
     <w:p>
       <w:pPr>
+        <w:spacing w:line="259" w:lineRule="auto" w:after="60"/>
         <w:jc w:val="left"/>
       </w:pPr>
       <w:r>
@@ -793,6 +844,7 @@
     <w:p>
       <w:pPr>
         <w:pStyle w:val="Heading3"/>
+        <w:spacing w:line="259" w:lineRule="auto" w:after="60"/>
       </w:pPr>
       <w:r>
         <w:rPr>
@@ -803,6 +855,7 @@
     </w:p>
     <w:p>
       <w:pPr>
+        <w:spacing w:line="259" w:lineRule="auto" w:after="60"/>
         <w:jc w:val="left"/>
       </w:pPr>
       <w:r>
@@ -811,6 +864,7 @@
     </w:p>
     <w:p>
       <w:pPr>
+        <w:spacing w:line="259" w:lineRule="auto" w:after="60"/>
         <w:jc w:val="left"/>
       </w:pPr>
       <w:r>
@@ -819,6 +873,7 @@
     </w:p>
     <w:p>
       <w:pPr>
+        <w:spacing w:line="259" w:lineRule="auto" w:after="60"/>
         <w:jc w:val="left"/>
       </w:pPr>
       <w:r>
@@ -834,6 +889,7 @@
     <w:p>
       <w:pPr>
         <w:pStyle w:val="Heading3"/>
+        <w:spacing w:line="259" w:lineRule="auto" w:after="60"/>
       </w:pPr>
       <w:r>
         <w:rPr>
@@ -844,6 +900,7 @@
     </w:p>
     <w:p>
       <w:pPr>
+        <w:spacing w:line="259" w:lineRule="auto" w:after="60"/>
         <w:jc w:val="left"/>
       </w:pPr>
       <w:r>
@@ -852,6 +909,7 @@
     </w:p>
     <w:p>
       <w:pPr>
+        <w:spacing w:line="259" w:lineRule="auto" w:after="60"/>
         <w:jc w:val="left"/>
       </w:pPr>
       <w:r>
@@ -861,6 +919,7 @@
     <w:p>
       <w:pPr>
         <w:pStyle w:val="ListBullet"/>
+        <w:spacing w:line="259" w:lineRule="auto" w:after="60"/>
       </w:pPr>
       <w:r>
         <w:t>WhatsApp-Nachricht vom 2. April 2026 (Anlage E3),</w:t>
@@ -869,6 +928,7 @@
     <w:p>
       <w:pPr>
         <w:pStyle w:val="ListBullet"/>
+        <w:spacing w:line="259" w:lineRule="auto" w:after="60"/>
       </w:pPr>
       <w:r>
         <w:t>Lohnabrechnungen März und April 2026 (Anlagen E1, E2),</w:t>
@@ -877,6 +937,7 @@
     <w:p>
       <w:pPr>
         <w:pStyle w:val="ListBullet"/>
+        <w:spacing w:line="259" w:lineRule="auto" w:after="60"/>
       </w:pPr>
       <w:r>
         <w:t>Arbeitsvertrag (Anlage E4).</w:t>
@@ -884,6 +945,7 @@
     </w:p>
     <w:p>
       <w:pPr>
+        <w:spacing w:line="259" w:lineRule="auto" w:after="60"/>
         <w:jc w:val="left"/>
       </w:pPr>
       <w:r>
@@ -902,6 +964,7 @@
     <w:p>
       <w:pPr>
         <w:pStyle w:val="ListNumber"/>
+        <w:spacing w:line="259" w:lineRule="auto" w:after="60"/>
       </w:pPr>
       <w:r>
         <w:t>Konkreter Lebenssachverhalt, der eine Körperverletzung oder eine andere Deliktshandlung des Schuldners (Geschäftsführers) beschreibt (Ort, Zeit, Handlung, Täter);</w:t>
@@ -910,6 +973,7 @@
     <w:p>
       <w:pPr>
         <w:pStyle w:val="ListNumber"/>
+        <w:spacing w:line="259" w:lineRule="auto" w:after="60"/>
       </w:pPr>
       <w:r>
         <w:t>Kausalzusammenhang zwischen der Handlung und dem Schaden (Verletzung);</w:t>
@@ -918,6 +982,7 @@
     <w:p>
       <w:pPr>
         <w:pStyle w:val="ListNumber"/>
+        <w:spacing w:line="259" w:lineRule="auto" w:after="60"/>
       </w:pPr>
       <w:r>
         <w:t>Bezifferung des Schadens (Arztkosten, Behandlungskosten, Schmerzensgeld-Bemessung);</w:t>
@@ -926,6 +991,7 @@
     <w:p>
       <w:pPr>
         <w:pStyle w:val="ListNumber"/>
+        <w:spacing w:line="259" w:lineRule="auto" w:after="60"/>
       </w:pPr>
       <w:r>
         <w:t>Belege: Arztberichte, ärztliches Attest, Krankenhausrechnung.</w:t>
@@ -933,6 +999,7 @@
     </w:p>
     <w:p>
       <w:pPr>
+        <w:spacing w:line="259" w:lineRule="auto" w:after="60"/>
         <w:jc w:val="left"/>
       </w:pPr>
       <w:r>
@@ -948,10 +1015,15 @@
         <w:t>. Die bisherige Darstellung genügt nicht, um auch nur dem Grunde nach eine deliktische Handlung festzustellen. Der Insolvenzverwalter wird die Arbeitnehmerin auffordern, die Tatsachengrundlage für das Schmerzensgeld und den besonderen Rechtsgrund zu konkretisieren (Nachforderungsschreiben, Dokument 13).</w:t>
       </w:r>
     </w:p>
-    <w:p/>
+    <w:p>
+      <w:pPr>
+        <w:spacing w:line="259" w:lineRule="auto" w:after="60"/>
+      </w:pPr>
+    </w:p>
     <w:p>
       <w:pPr>
         <w:pStyle w:val="Heading2"/>
+        <w:spacing w:line="259" w:lineRule="auto" w:after="60"/>
       </w:pPr>
       <w:r>
         <w:rPr>
@@ -963,6 +1035,7 @@
     <w:p>
       <w:pPr>
         <w:pStyle w:val="Heading3"/>
+        <w:spacing w:line="259" w:lineRule="auto" w:after="60"/>
       </w:pPr>
       <w:r>
         <w:rPr>
@@ -1349,6 +1422,7 @@
     <w:p>
       <w:pPr>
         <w:pStyle w:val="Heading3"/>
+        <w:spacing w:line="259" w:lineRule="auto" w:after="60"/>
       </w:pPr>
       <w:r>
         <w:rPr>
@@ -1359,6 +1433,7 @@
     </w:p>
     <w:p>
       <w:pPr>
+        <w:spacing w:line="259" w:lineRule="auto" w:after="60"/>
         <w:jc w:val="left"/>
       </w:pPr>
       <w:r>
@@ -1376,6 +1451,7 @@
     </w:p>
     <w:p>
       <w:pPr>
+        <w:spacing w:line="259" w:lineRule="auto" w:after="60"/>
         <w:jc w:val="left"/>
       </w:pPr>
       <w:r>
@@ -1384,16 +1460,22 @@
     </w:p>
     <w:p>
       <w:pPr>
+        <w:spacing w:line="259" w:lineRule="auto" w:after="60"/>
         <w:jc w:val="left"/>
       </w:pPr>
       <w:r>
         <w:t>Der Widerspruch gegen den April-Lohn ist im Prüfungsprotokoll vermerkt. Da kein Vollstreckungstitel der Arbeitnehmerin vorliegt, obläge ihr im Falle des Bestehens des Widerspruchs eine Feststellungsklage gegen den Schuldner gemäß § 184 InsO.</w:t>
       </w:r>
     </w:p>
-    <w:p/>
+    <w:p>
+      <w:pPr>
+        <w:spacing w:line="259" w:lineRule="auto" w:after="60"/>
+      </w:pPr>
+    </w:p>
     <w:p>
       <w:pPr>
         <w:pStyle w:val="Heading2"/>
+        <w:spacing w:line="259" w:lineRule="auto" w:after="60"/>
       </w:pPr>
       <w:r>
         <w:rPr>
@@ -1405,6 +1487,7 @@
     <w:p>
       <w:pPr>
         <w:pStyle w:val="ListBullet"/>
+        <w:spacing w:line="259" w:lineRule="auto" w:after="60"/>
       </w:pPr>
       <w:r>
         <w:t>Lohnforderungen: § 38 InsO (einfache Insolvenzforderungen), kein Vorrecht.</w:t>
@@ -1413,6 +1496,7 @@
     <w:p>
       <w:pPr>
         <w:pStyle w:val="ListBullet"/>
+        <w:spacing w:line="259" w:lineRule="auto" w:after="60"/>
       </w:pPr>
       <w:r>
         <w:t>Soweit Insolvenzgeld gewährt wird: Forderungsübergang auf Bundesagentur für Arbeit (§ 187 SGB III), die dann als Insolvenzgläubigerin auftritt.</w:t>
@@ -1421,6 +1505,7 @@
     <w:p>
       <w:pPr>
         <w:pStyle w:val="ListBullet"/>
+        <w:spacing w:line="259" w:lineRule="auto" w:after="60"/>
       </w:pPr>
       <w:r>
         <w:t>Schmerzensgeld ohne besonderen Rechtsgrund: § 38 InsO.</w:t>
@@ -1429,6 +1514,7 @@
     <w:p>
       <w:pPr>
         <w:pStyle w:val="ListBullet"/>
+        <w:spacing w:line="259" w:lineRule="auto" w:after="60"/>
       </w:pPr>
       <w:r>
         <w:t xml:space="preserve">Schmerzensgeld </w:t>
@@ -1443,10 +1529,15 @@
         <w:t xml:space="preserve"> besonderem Rechtsgrund (§ 302 Nr. 1 InsO): wäre von der Restschuldbefreiung ausgenommen, aber nur wenn Tatbestand schlüssig dargelegt und festgestellt.</w:t>
       </w:r>
     </w:p>
-    <w:p/>
+    <w:p>
+      <w:pPr>
+        <w:spacing w:line="259" w:lineRule="auto" w:after="60"/>
+      </w:pPr>
+    </w:p>
     <w:p>
       <w:pPr>
         <w:pStyle w:val="Heading2"/>
+        <w:spacing w:line="259" w:lineRule="auto" w:after="60"/>
       </w:pPr>
       <w:r>
         <w:rPr>
@@ -1458,6 +1549,7 @@
     <w:p>
       <w:pPr>
         <w:pStyle w:val="ListNumber"/>
+        <w:spacing w:line="259" w:lineRule="auto" w:after="60"/>
       </w:pPr>
       <w:r>
         <w:t>Nachforderungsschreiben an Lena Vogt wegen Schmerzensgeld und vbuH-Tatsachenbasis (Dokument 13).</w:t>
@@ -1466,6 +1558,7 @@
     <w:p>
       <w:pPr>
         <w:pStyle w:val="ListNumber"/>
+        <w:spacing w:line="259" w:lineRule="auto" w:after="60"/>
       </w:pPr>
       <w:r>
         <w:t>Abstimmung mit Bundesagentur für Arbeit über Insolvenzgeld-Bescheinigung.</w:t>
@@ -1474,15 +1567,21 @@
     <w:p>
       <w:pPr>
         <w:pStyle w:val="ListNumber"/>
+        <w:spacing w:line="259" w:lineRule="auto" w:after="60"/>
       </w:pPr>
       <w:r>
         <w:t>Klärung April-Widerspruch des Schuldners; ggf. Hinweis an Lena Vogt auf Feststellungsklage § 184 InsO (Frist: 12 Wochen ab Prüfungstermin = 17. September 2026).</w:t>
       </w:r>
     </w:p>
-    <w:p/>
+    <w:p>
+      <w:pPr>
+        <w:spacing w:line="259" w:lineRule="auto" w:after="60"/>
+      </w:pPr>
+    </w:p>
     <w:p>
       <w:pPr>
         <w:pStyle w:val="Heading2"/>
+        <w:spacing w:line="259" w:lineRule="auto" w:after="60"/>
       </w:pPr>
       <w:r>
         <w:rPr>
@@ -1494,6 +1593,7 @@
     <w:p>
       <w:pPr>
         <w:pStyle w:val="ListBullet"/>
+        <w:spacing w:line="259" w:lineRule="auto" w:after="60"/>
       </w:pPr>
       <w:r>
         <w:rPr>
@@ -1508,6 +1608,7 @@
     <w:p>
       <w:pPr>
         <w:pStyle w:val="ListBullet"/>
+        <w:spacing w:line="259" w:lineRule="auto" w:after="60"/>
       </w:pPr>
       <w:r>
         <w:rPr>
@@ -1522,6 +1623,7 @@
     <w:p>
       <w:pPr>
         <w:pStyle w:val="ListBullet"/>
+        <w:spacing w:line="259" w:lineRule="auto" w:after="60"/>
       </w:pPr>
       <w:r>
         <w:rPr>
@@ -1536,6 +1638,7 @@
     <w:p>
       <w:pPr>
         <w:pStyle w:val="ListBullet"/>
+        <w:spacing w:line="259" w:lineRule="auto" w:after="60"/>
       </w:pPr>
       <w:r>
         <w:rPr>
@@ -1550,6 +1653,7 @@
     <w:p>
       <w:pPr>
         <w:pStyle w:val="ListBullet"/>
+        <w:spacing w:line="259" w:lineRule="auto" w:after="60"/>
       </w:pPr>
       <w:r>
         <w:rPr>
@@ -1562,13 +1666,58 @@
       </w:r>
     </w:p>
     <w:sectPr>
+      <w:headerReference w:type="default" r:id="rId9"/>
+      <w:footerReference w:type="default" r:id="rId10"/>
       <w:pgSz w:w="11906" w:h="16838"/>
-      <w:pgMar w:top="1417" w:right="1417" w:bottom="1417" w:left="1417" w:header="720" w:footer="720" w:gutter="0"/>
+      <w:pgMar w:top="1191" w:right="1247" w:bottom="1134" w:left="1361" w:header="720" w:footer="720" w:gutter="0"/>
       <w:cols w:space="720"/>
       <w:docGrid w:linePitch="360"/>
     </w:sectPr>
   </w:body>
 </w:document>
+</file>
+
+<file path=word/footer1.xml><?xml version="1.0" encoding="utf-8"?>
+<w:ftr xmlns:m="http://schemas.openxmlformats.org/officeDocument/2006/math" xmlns:mc="http://schemas.openxmlformats.org/markup-compatibility/2006" xmlns:mo="http://schemas.microsoft.com/office/mac/office/2008/main" xmlns:mv="urn:schemas-microsoft-com:mac:vml" xmlns:o="urn:schemas-microsoft-com:office:office" xmlns:r="http://schemas.openxmlformats.org/officeDocument/2006/relationships" xmlns:v="urn:schemas-microsoft-com:vml" xmlns:w10="urn:schemas-microsoft-com:office:word" xmlns:w14="http://schemas.microsoft.com/office/word/2010/wordml" xmlns:w="http://schemas.openxmlformats.org/wordprocessingml/2006/main" xmlns:wne="http://schemas.microsoft.com/office/word/2006/wordml" xmlns:wp14="http://schemas.microsoft.com/office/word/2010/wordprocessingDrawing" xmlns:wp="http://schemas.openxmlformats.org/drawingml/2006/wordprocessingDrawing" xmlns:wpc="http://schemas.microsoft.com/office/word/2010/wordprocessingCanvas" xmlns:wpg="http://schemas.microsoft.com/office/word/2010/wordprocessingGroup" xmlns:wpi="http://schemas.microsoft.com/office/word/2010/wordprocessingInk" xmlns:wps="http://schemas.microsoft.com/office/word/2010/wordprocessingShape" mc:Ignorable="w14 wp14">
+  <w:p>
+    <w:pPr>
+      <w:pStyle w:val="Footer"/>
+      <w:jc w:val="left"/>
+    </w:pPr>
+    <w:r/>
+    <w:r>
+      <w:rPr>
+        <w:rFonts w:ascii="Times New Roman" w:hAnsi="Times New Roman"/>
+        <w:b w:val="0"/>
+        <w:color w:val="777777"/>
+        <w:sz w:val="17"/>
+      </w:rPr>
+      <w:t>Vertraulich | Bearbeitungsstand Juli 2026 | nur zur Aktenbearbeitung</w:t>
+    </w:r>
+  </w:p>
+</w:ftr>
+</file>
+
+<file path=word/header1.xml><?xml version="1.0" encoding="utf-8"?>
+<w:hdr xmlns:m="http://schemas.openxmlformats.org/officeDocument/2006/math" xmlns:mc="http://schemas.openxmlformats.org/markup-compatibility/2006" xmlns:mo="http://schemas.microsoft.com/office/mac/office/2008/main" xmlns:mv="urn:schemas-microsoft-com:mac:vml" xmlns:o="urn:schemas-microsoft-com:office:office" xmlns:r="http://schemas.openxmlformats.org/officeDocument/2006/relationships" xmlns:v="urn:schemas-microsoft-com:vml" xmlns:w10="urn:schemas-microsoft-com:office:word" xmlns:w14="http://schemas.microsoft.com/office/word/2010/wordml" xmlns:w="http://schemas.openxmlformats.org/wordprocessingml/2006/main" xmlns:wne="http://schemas.microsoft.com/office/word/2006/wordml" xmlns:wp14="http://schemas.microsoft.com/office/word/2010/wordprocessingDrawing" xmlns:wp="http://schemas.openxmlformats.org/drawingml/2006/wordprocessingDrawing" xmlns:wpc="http://schemas.microsoft.com/office/word/2010/wordprocessingCanvas" xmlns:wpg="http://schemas.microsoft.com/office/word/2010/wordprocessingGroup" xmlns:wpi="http://schemas.microsoft.com/office/word/2010/wordprocessingInk" xmlns:wps="http://schemas.microsoft.com/office/word/2010/wordprocessingShape" mc:Ignorable="w14 wp14">
+  <w:p>
+    <w:pPr>
+      <w:pStyle w:val="Header"/>
+      <w:jc w:val="left"/>
+    </w:pPr>
+    <w:r/>
+    <w:r>
+      <w:rPr>
+        <w:rFonts w:ascii="Times New Roman" w:hAnsi="Times New Roman"/>
+        <w:b w:val="0"/>
+        <w:i w:val="0"/>
+        <w:color w:val="666666"/>
+        <w:sz w:val="17"/>
+      </w:rPr>
+      <w:t>Lindenhof und Partner mbB | Insolvenz- und Restrukturierungsakte | Bearbeitungsstand Juli 2026</w:t>
+    </w:r>
+  </w:p>
+</w:hdr>
 </file>
 
 <file path=word/numbering.xml><?xml version="1.0" encoding="utf-8"?>
@@ -2285,11 +2434,12 @@
       <w:contextualSpacing/>
     </w:pPr>
     <w:rPr>
-      <w:rFonts w:asciiTheme="majorHAnsi" w:eastAsiaTheme="majorEastAsia" w:hAnsiTheme="majorHAnsi" w:cstheme="majorBidi"/>
+      <w:rFonts w:asciiTheme="majorHAnsi" w:eastAsiaTheme="majorEastAsia" w:hAnsiTheme="majorHAnsi" w:cstheme="majorBidi" w:ascii="Times New Roman" w:hAnsi="Times New Roman"/>
+      <w:b/>
       <w:color w:val="17365D" w:themeColor="text2" w:themeShade="BF"/>
       <w:spacing w:val="5"/>
       <w:kern w:val="28"/>
-      <w:sz w:val="52"/>
+      <w:sz w:val="30"/>
       <w:szCs w:val="52"/>
     </w:rPr>
   </w:style>
